--- a/2 - what is HTTP.docx
+++ b/2 - what is HTTP.docx
@@ -1,6 +1,6 @@
 
 <file path=word/document.xml><?xml version="1.0" encoding="utf-8"?>
-<w:document xmlns:wpc="http://schemas.microsoft.com/office/word/2010/wordprocessingCanvas" xmlns:cx="http://schemas.microsoft.com/office/drawing/2014/chartex" xmlns:cx1="http://schemas.microsoft.com/office/drawing/2015/9/8/chartex" xmlns:cx2="http://schemas.microsoft.com/office/drawing/2015/10/21/chartex" xmlns:cx3="http://schemas.microsoft.com/office/drawing/2016/5/9/chartex" xmlns:cx4="http://schemas.microsoft.com/office/drawing/2016/5/10/chartex" xmlns:cx5="http://schemas.microsoft.com/office/drawing/2016/5/11/chartex" xmlns:cx6="http://schemas.microsoft.com/office/drawing/2016/5/12/chartex" xmlns:cx7="http://schemas.microsoft.com/office/drawing/2016/5/13/chartex" xmlns:cx8="http://schemas.microsoft.com/office/drawing/2016/5/14/chartex" xmlns:mc="http://schemas.openxmlformats.org/markup-compatibility/2006" xmlns:aink="http://schemas.microsoft.com/office/drawing/2016/ink" xmlns:am3d="http://schemas.microsoft.com/office/drawing/2017/model3d" xmlns:o="urn:schemas-microsoft-com:office:office" xmlns:oel="http://schemas.microsoft.com/office/2019/extlst" xmlns:r="http://schemas.openxmlformats.org/officeDocument/2006/relationships" xmlns:m="http://schemas.openxmlformats.org/officeDocument/2006/math" xmlns:v="urn:schemas-microsoft-com:vml" xmlns:wp14="http://schemas.microsoft.com/office/word/2010/wordprocessingDrawing" xmlns:wp="http://schemas.openxmlformats.org/drawingml/2006/wordprocessingDrawing" xmlns:w10="urn:schemas-microsoft-com:office:word" xmlns:w="http://schemas.openxmlformats.org/wordprocessingml/2006/main" xmlns:w14="http://schemas.microsoft.com/office/word/2010/wordml" xmlns:w15="http://schemas.microsoft.com/office/word/2012/wordml" xmlns:w16cex="http://schemas.microsoft.com/office/word/2018/wordml/cex" xmlns:w16cid="http://schemas.microsoft.com/office/word/2016/wordml/cid" xmlns:w16="http://schemas.microsoft.com/office/word/2018/wordml" xmlns:w16du="http://schemas.microsoft.com/office/word/2023/wordml/word16du" xmlns:w16sdtdh="http://schemas.microsoft.com/office/word/2020/wordml/sdtdatahash" xmlns:w16sdtfl="http://schemas.microsoft.com/office/word/2024/wordml/sdtformatlock" xmlns:w16se="http://schemas.microsoft.com/office/word/2015/wordml/symex" xmlns:wpg="http://schemas.microsoft.com/office/word/2010/wordprocessingGroup" xmlns:wpi="http://schemas.microsoft.com/office/word/2010/wordprocessingInk" xmlns:wne="http://schemas.microsoft.com/office/word/2006/wordml" xmlns:wps="http://schemas.microsoft.com/office/word/2010/wordprocessingShape" mc:Ignorable="w14 w15 w16se w16cid w16 w16cex w16sdtdh w16sdtfl w16du wp14">
+<w:document xmlns:wpc="http://schemas.microsoft.com/office/word/2010/wordprocessingCanvas" xmlns:cx="http://schemas.microsoft.com/office/drawing/2014/chartex" xmlns:cx1="http://schemas.microsoft.com/office/drawing/2015/9/8/chartex" xmlns:cx2="http://schemas.microsoft.com/office/drawing/2015/10/21/chartex" xmlns:cx3="http://schemas.microsoft.com/office/drawing/2016/5/9/chartex" xmlns:cx4="http://schemas.microsoft.com/office/drawing/2016/5/10/chartex" xmlns:cx5="http://schemas.microsoft.com/office/drawing/2016/5/11/chartex" xmlns:cx6="http://schemas.microsoft.com/office/drawing/2016/5/12/chartex" xmlns:cx7="http://schemas.microsoft.com/office/drawing/2016/5/13/chartex" xmlns:cx8="http://schemas.microsoft.com/office/drawing/2016/5/14/chartex" xmlns:mc="http://schemas.openxmlformats.org/markup-compatibility/2006" xmlns:aink="http://schemas.microsoft.com/office/drawing/2016/ink" xmlns:am3d="http://schemas.microsoft.com/office/drawing/2017/model3d" xmlns:o="urn:schemas-microsoft-com:office:office" xmlns:oel="http://schemas.microsoft.com/office/2019/extlst" xmlns:r="http://schemas.openxmlformats.org/officeDocument/2006/relationships" xmlns:m="http://schemas.openxmlformats.org/officeDocument/2006/math" xmlns:v="urn:schemas-microsoft-com:vml" xmlns:wp14="http://schemas.microsoft.com/office/word/2010/wordprocessingDrawing" xmlns:wp="http://schemas.openxmlformats.org/drawingml/2006/wordprocessingDrawing" xmlns:w10="urn:schemas-microsoft-com:office:word" xmlns:w="http://schemas.openxmlformats.org/wordprocessingml/2006/main" xmlns:w14="http://schemas.microsoft.com/office/word/2010/wordml" xmlns:w15="http://schemas.microsoft.com/office/word/2012/wordml" xmlns:w16cei="http://schemas.microsoft.com/office/word/2026/wordml/cei" xmlns:w16cex="http://schemas.microsoft.com/office/word/2018/wordml/cex" xmlns:w16cid="http://schemas.microsoft.com/office/word/2016/wordml/cid" xmlns:w16="http://schemas.microsoft.com/office/word/2018/wordml" xmlns:w16du="http://schemas.microsoft.com/office/word/2023/wordml/word16du" xmlns:w16sdtdh="http://schemas.microsoft.com/office/word/2020/wordml/sdtdatahash" xmlns:w16sdtfl="http://schemas.microsoft.com/office/word/2024/wordml/sdtformatlock" xmlns:w16se="http://schemas.microsoft.com/office/word/2015/wordml/symex" xmlns:wpg="http://schemas.microsoft.com/office/word/2010/wordprocessingGroup" xmlns:wpi="http://schemas.microsoft.com/office/word/2010/wordprocessingInk" xmlns:wne="http://schemas.microsoft.com/office/word/2006/wordml" xmlns:wps="http://schemas.microsoft.com/office/word/2010/wordprocessingShape" mc:Ignorable="w14 w15 w16se w16cid w16 w16cex w16sdtdh w16sdtfl w16du wp14">
   <w:body>
     <w:p>
       <w:pPr>
@@ -234,14 +234,220 @@
     <w:p>
       <w:r>
         <w:lastRenderedPageBreak/>
-        <w:t>This tells the server</w:t>
-      </w:r>
-    </w:p>
-    <w:p>
-      <w:r>
-        <w:t>where you want to go.</w:t>
-      </w:r>
-    </w:p>
+        <w:t>2 worlds of URLs:</w:t>
+      </w:r>
+    </w:p>
+    <w:p>
+      <w:pPr>
+        <w:pStyle w:val="Heading3"/>
+      </w:pPr>
+      <w:r>
+        <w:t>Front URL</w:t>
+      </w:r>
+      <w:r>
+        <w:t>s</w:t>
+      </w:r>
+    </w:p>
+    <w:p>
+      <w:pPr>
+        <w:pStyle w:val="codesnippet3"/>
+      </w:pPr>
+      <w:r>
+        <w:t>@page "/customers"</w:t>
+      </w:r>
+    </w:p>
+    <w:p>
+      <w:r>
+        <w:t>means</w:t>
+      </w:r>
+    </w:p>
+    <w:p>
+      <w:pPr>
+        <w:pStyle w:val="codesnippet3"/>
+      </w:pPr>
+      <w:r>
+        <w:t>localhost/customers</w:t>
+      </w:r>
+    </w:p>
+    <w:p>
+      <w:r>
+        <w:t>opens</w:t>
+      </w:r>
+    </w:p>
+    <w:p>
+      <w:pPr>
+        <w:pStyle w:val="codesnippet3"/>
+      </w:pPr>
+      <w:proofErr w:type="spellStart"/>
+      <w:r>
+        <w:t>Customers.razor</w:t>
+      </w:r>
+      <w:proofErr w:type="spellEnd"/>
+      <w:r>
+        <w:t>.</w:t>
+      </w:r>
+    </w:p>
+    <w:p>
+      <w:r>
+        <w:t>Where is this registered?</w:t>
+      </w:r>
+      <w:r>
+        <w:t xml:space="preserve"> </w:t>
+      </w:r>
+      <w:r>
+        <w:t>Nowhere else.</w:t>
+      </w:r>
+      <w:r>
+        <w:t xml:space="preserve"> </w:t>
+      </w:r>
+      <w:r>
+        <w:t>The page registers itself.</w:t>
+      </w:r>
+    </w:p>
+    <w:p>
+      <w:r>
+        <w:t>That's why</w:t>
+      </w:r>
+      <w:r>
+        <w:t xml:space="preserve"> </w:t>
+      </w:r>
+      <w:r>
+        <w:t>@page</w:t>
+      </w:r>
+      <w:r>
+        <w:t xml:space="preserve"> </w:t>
+      </w:r>
+      <w:r>
+        <w:t>exists.</w:t>
+      </w:r>
+    </w:p>
+    <w:p>
+      <w:pPr>
+        <w:pStyle w:val="Heading3"/>
+      </w:pPr>
+      <w:r>
+        <w:t>Backend URLs</w:t>
+      </w:r>
+    </w:p>
+    <w:p>
+      <w:r>
+        <w:t>Controller</w:t>
+      </w:r>
+    </w:p>
+    <w:p>
+      <w:pPr>
+        <w:pStyle w:val="codesnippet3"/>
+      </w:pPr>
+      <w:r>
+        <w:t>[</w:t>
+      </w:r>
+      <w:proofErr w:type="spellStart"/>
+      <w:r>
+        <w:t>ApiController</w:t>
+      </w:r>
+      <w:proofErr w:type="spellEnd"/>
+      <w:r>
+        <w:t>]</w:t>
+      </w:r>
+    </w:p>
+    <w:p>
+      <w:pPr>
+        <w:pStyle w:val="codesnippet3"/>
+      </w:pPr>
+    </w:p>
+    <w:p>
+      <w:pPr>
+        <w:pStyle w:val="codesnippet3"/>
+      </w:pPr>
+      <w:r>
+        <w:t>[Route("</w:t>
+      </w:r>
+      <w:proofErr w:type="spellStart"/>
+      <w:r>
+        <w:t>api</w:t>
+      </w:r>
+      <w:proofErr w:type="spellEnd"/>
+      <w:r>
+        <w:t>/orders")]</w:t>
+      </w:r>
+    </w:p>
+    <w:p>
+      <w:pPr>
+        <w:pStyle w:val="codesnippet3"/>
+      </w:pPr>
+    </w:p>
+    <w:p>
+      <w:pPr>
+        <w:pStyle w:val="codesnippet3"/>
+      </w:pPr>
+      <w:r>
+        <w:t xml:space="preserve">public class </w:t>
+      </w:r>
+      <w:proofErr w:type="spellStart"/>
+      <w:r>
+        <w:t>OrderController</w:t>
+      </w:r>
+      <w:proofErr w:type="spellEnd"/>
+    </w:p>
+    <w:p>
+      <w:r>
+        <w:t>This creates</w:t>
+      </w:r>
+      <w:r>
+        <w:t xml:space="preserve"> </w:t>
+      </w:r>
+      <w:proofErr w:type="spellStart"/>
+      <w:r>
+        <w:t>api</w:t>
+      </w:r>
+      <w:proofErr w:type="spellEnd"/>
+      <w:r>
+        <w:t>/orders</w:t>
+      </w:r>
+      <w:r>
+        <w:t xml:space="preserve"> </w:t>
+      </w:r>
+      <w:r>
+        <w:t>automatically.</w:t>
+      </w:r>
+    </w:p>
+    <w:p>
+      <w:r>
+        <w:t>Frontend URL</w:t>
+      </w:r>
+    </w:p>
+    <w:p>
+      <w:pPr>
+        <w:pStyle w:val="codesnippet3"/>
+      </w:pPr>
+      <w:r>
+        <w:t>/</w:t>
+      </w:r>
+      <w:proofErr w:type="gramStart"/>
+      <w:r>
+        <w:t>orders</w:t>
+      </w:r>
+      <w:proofErr w:type="gramEnd"/>
+    </w:p>
+    <w:p>
+      <w:r>
+        <w:t>Backend URL</w:t>
+      </w:r>
+    </w:p>
+    <w:p>
+      <w:pPr>
+        <w:pStyle w:val="codesnippet3"/>
+      </w:pPr>
+      <w:proofErr w:type="spellStart"/>
+      <w:r>
+        <w:t>api</w:t>
+      </w:r>
+      <w:proofErr w:type="spellEnd"/>
+      <w:r>
+        <w:t>/orders</w:t>
+      </w:r>
+    </w:p>
+    <w:p/>
     <w:p>
       <w:pPr>
         <w:pStyle w:val="Heading2"/>
@@ -330,6 +536,7 @@
         <w:pStyle w:val="Heading2"/>
       </w:pPr>
       <w:r>
+        <w:lastRenderedPageBreak/>
         <w:t>4. Body</w:t>
       </w:r>
     </w:p>
@@ -474,93 +681,121 @@
         <w:pStyle w:val="codesnippet3"/>
       </w:pPr>
       <w:r>
+        <w:t>200 OK</w:t>
+      </w:r>
+    </w:p>
+    <w:p>
+      <w:pPr>
+        <w:pStyle w:val="codesnippet3"/>
+      </w:pPr>
+    </w:p>
+    <w:p>
+      <w:pPr>
+        <w:pStyle w:val="codesnippet3"/>
+      </w:pPr>
+      <w:r>
+        <w:t>[</w:t>
+      </w:r>
+    </w:p>
+    <w:p>
+      <w:pPr>
+        <w:pStyle w:val="codesnippet3"/>
+      </w:pPr>
+      <w:r>
+        <w:t xml:space="preserve">    John,</w:t>
+      </w:r>
+    </w:p>
+    <w:p>
+      <w:pPr>
+        <w:pStyle w:val="codesnippet3"/>
+      </w:pPr>
+      <w:r>
+        <w:t xml:space="preserve">    Alice,</w:t>
+      </w:r>
+    </w:p>
+    <w:p>
+      <w:pPr>
+        <w:pStyle w:val="codesnippet3"/>
+      </w:pPr>
+      <w:r>
+        <w:t xml:space="preserve">    Bob</w:t>
+      </w:r>
+    </w:p>
+    <w:p>
+      <w:pPr>
+        <w:pStyle w:val="codesnippet3"/>
+      </w:pPr>
+      <w:r>
+        <w:t>]</w:t>
+      </w:r>
+    </w:p>
+    <w:p>
+      <w:pPr>
+        <w:pStyle w:val="Heading1"/>
+      </w:pPr>
+      <w:r>
+        <w:t>Status Codes</w:t>
+      </w:r>
+    </w:p>
+    <w:p>
+      <w:r>
+        <w:t>Every response begins with a number.</w:t>
+      </w:r>
+      <w:r>
+        <w:t xml:space="preserve"> </w:t>
+      </w:r>
+      <w:r>
+        <w:t>The number tells us what happened.</w:t>
+      </w:r>
+    </w:p>
+    <w:p>
+      <w:pPr>
+        <w:pStyle w:val="Heading2"/>
+      </w:pPr>
+      <w:r>
+        <w:t>200</w:t>
+      </w:r>
+    </w:p>
+    <w:p>
+      <w:pPr>
+        <w:pStyle w:val="codesnippet3"/>
+      </w:pPr>
+      <w:r>
+        <w:t>Everything worked.</w:t>
+      </w:r>
+    </w:p>
+    <w:p>
+      <w:r>
+        <w:pict w14:anchorId="3120428F">
+          <v:rect id="_x0000_i1025" style="width:0;height:1.5pt" o:hralign="center" o:hrstd="t" o:hr="t" fillcolor="#a0a0a0" stroked="f"/>
+        </w:pict>
+      </w:r>
+    </w:p>
+    <w:p>
+      <w:pPr>
+        <w:pStyle w:val="Heading2"/>
+      </w:pPr>
+      <w:r>
+        <w:t>201</w:t>
+      </w:r>
+    </w:p>
+    <w:p>
+      <w:pPr>
+        <w:pStyle w:val="codesnippet3"/>
+      </w:pPr>
+      <w:r>
+        <w:t>Created successfully.</w:t>
+      </w:r>
+    </w:p>
+    <w:p>
+      <w:r>
         <w:lastRenderedPageBreak/>
-        <w:t>200 OK</w:t>
-      </w:r>
-    </w:p>
-    <w:p>
-      <w:pPr>
-        <w:pStyle w:val="codesnippet3"/>
-      </w:pPr>
-    </w:p>
-    <w:p>
-      <w:pPr>
-        <w:pStyle w:val="codesnippet3"/>
-      </w:pPr>
-      <w:r>
-        <w:t>[</w:t>
-      </w:r>
-    </w:p>
-    <w:p>
-      <w:pPr>
-        <w:pStyle w:val="codesnippet3"/>
-      </w:pPr>
-      <w:r>
-        <w:t xml:space="preserve">    John,</w:t>
-      </w:r>
-    </w:p>
-    <w:p>
-      <w:pPr>
-        <w:pStyle w:val="codesnippet3"/>
-      </w:pPr>
-      <w:r>
-        <w:t xml:space="preserve">    Alice,</w:t>
-      </w:r>
-    </w:p>
-    <w:p>
-      <w:pPr>
-        <w:pStyle w:val="codesnippet3"/>
-      </w:pPr>
-      <w:r>
-        <w:t xml:space="preserve">    Bob</w:t>
-      </w:r>
-    </w:p>
-    <w:p>
-      <w:pPr>
-        <w:pStyle w:val="codesnippet3"/>
-      </w:pPr>
-      <w:r>
-        <w:t>]</w:t>
-      </w:r>
-    </w:p>
-    <w:p>
-      <w:pPr>
-        <w:pStyle w:val="Heading1"/>
-      </w:pPr>
-      <w:r>
-        <w:t>Status Codes</w:t>
-      </w:r>
-    </w:p>
-    <w:p>
-      <w:r>
-        <w:t>Every response begins with a number.</w:t>
-      </w:r>
-      <w:r>
-        <w:t xml:space="preserve"> </w:t>
-      </w:r>
-      <w:r>
-        <w:t>The number tells us what happened.</w:t>
-      </w:r>
-    </w:p>
-    <w:p>
-      <w:pPr>
-        <w:pStyle w:val="Heading2"/>
-      </w:pPr>
-      <w:r>
-        <w:t>200</w:t>
-      </w:r>
-    </w:p>
-    <w:p>
-      <w:pPr>
-        <w:pStyle w:val="codesnippet3"/>
-      </w:pPr>
-      <w:r>
-        <w:t>Everything worked.</w:t>
-      </w:r>
-    </w:p>
-    <w:p>
-      <w:r>
-        <w:pict w14:anchorId="3120428F">
+        <w:t>Usually after POST.</w:t>
+      </w:r>
+    </w:p>
+    <w:p>
+      <w:r>
+        <w:pict w14:anchorId="3DA6343A">
           <v:rect id="_x0000_i1026" style="width:0;height:1.5pt" o:hralign="center" o:hrstd="t" o:hr="t" fillcolor="#a0a0a0" stroked="f"/>
         </w:pict>
       </w:r>
@@ -570,25 +805,28 @@
         <w:pStyle w:val="Heading2"/>
       </w:pPr>
       <w:r>
-        <w:t>201</w:t>
-      </w:r>
-    </w:p>
-    <w:p>
-      <w:pPr>
-        <w:pStyle w:val="codesnippet3"/>
-      </w:pPr>
-      <w:r>
-        <w:t>Created successfully.</w:t>
-      </w:r>
-    </w:p>
-    <w:p>
-      <w:r>
-        <w:t>Usually after POST.</w:t>
-      </w:r>
-    </w:p>
-    <w:p>
-      <w:r>
-        <w:pict w14:anchorId="3DA6343A">
+        <w:t>400</w:t>
+      </w:r>
+    </w:p>
+    <w:p>
+      <w:pPr>
+        <w:pStyle w:val="codesnippet3"/>
+      </w:pPr>
+      <w:r>
+        <w:t>Bad Request.</w:t>
+      </w:r>
+    </w:p>
+    <w:p>
+      <w:pPr>
+        <w:pStyle w:val="codesnippet3"/>
+      </w:pPr>
+      <w:r>
+        <w:t>You sent invalid data.</w:t>
+      </w:r>
+    </w:p>
+    <w:p>
+      <w:r>
+        <w:pict w14:anchorId="2C2E6B77">
           <v:rect id="_x0000_i1027" style="width:0;height:1.5pt" o:hralign="center" o:hrstd="t" o:hr="t" fillcolor="#a0a0a0" stroked="f"/>
         </w:pict>
       </w:r>
@@ -598,28 +836,34 @@
         <w:pStyle w:val="Heading2"/>
       </w:pPr>
       <w:r>
-        <w:t>400</w:t>
-      </w:r>
-    </w:p>
-    <w:p>
-      <w:pPr>
-        <w:pStyle w:val="codesnippet3"/>
-      </w:pPr>
-      <w:r>
-        <w:t>Bad Request.</w:t>
-      </w:r>
-    </w:p>
-    <w:p>
-      <w:pPr>
-        <w:pStyle w:val="codesnippet3"/>
-      </w:pPr>
-      <w:r>
-        <w:t>You sent invalid data.</w:t>
-      </w:r>
-    </w:p>
-    <w:p>
-      <w:r>
-        <w:pict w14:anchorId="2C2E6B77">
+        <w:t>401</w:t>
+      </w:r>
+    </w:p>
+    <w:p>
+      <w:pPr>
+        <w:pStyle w:val="codesnippet3"/>
+      </w:pPr>
+      <w:r>
+        <w:rPr>
+          <w:rStyle w:val="codesnippet3Char"/>
+        </w:rPr>
+        <w:t>Unauthorized</w:t>
+      </w:r>
+      <w:r>
+        <w:t>.</w:t>
+      </w:r>
+    </w:p>
+    <w:p>
+      <w:pPr>
+        <w:pStyle w:val="codesnippet3"/>
+      </w:pPr>
+      <w:r>
+        <w:t>You are not logged in.</w:t>
+      </w:r>
+    </w:p>
+    <w:p>
+      <w:r>
+        <w:pict w14:anchorId="0BDD7845">
           <v:rect id="_x0000_i1028" style="width:0;height:1.5pt" o:hralign="center" o:hrstd="t" o:hr="t" fillcolor="#a0a0a0" stroked="f"/>
         </w:pict>
       </w:r>
@@ -629,7 +873,7 @@
         <w:pStyle w:val="Heading2"/>
       </w:pPr>
       <w:r>
-        <w:t>401</w:t>
+        <w:t>403</w:t>
       </w:r>
     </w:p>
     <w:p>
@@ -640,7 +884,7 @@
         <w:rPr>
           <w:rStyle w:val="codesnippet3Char"/>
         </w:rPr>
-        <w:t>Unauthorized</w:t>
+        <w:t>Forbidden</w:t>
       </w:r>
       <w:r>
         <w:t>.</w:t>
@@ -650,13 +894,51 @@
       <w:pPr>
         <w:pStyle w:val="codesnippet3"/>
       </w:pPr>
-      <w:r>
-        <w:t>You are not logged in.</w:t>
-      </w:r>
-    </w:p>
-    <w:p>
-      <w:r>
-        <w:pict w14:anchorId="0BDD7845">
+    </w:p>
+    <w:p>
+      <w:pPr>
+        <w:pStyle w:val="codesnippet3"/>
+      </w:pPr>
+      <w:r>
+        <w:t>You are logged in,</w:t>
+      </w:r>
+    </w:p>
+    <w:p>
+      <w:pPr>
+        <w:pStyle w:val="codesnippet3"/>
+      </w:pPr>
+      <w:r>
+        <w:t>but don't have permission.</w:t>
+      </w:r>
+    </w:p>
+    <w:p>
+      <w:r>
+        <w:t>Very important for your project.</w:t>
+      </w:r>
+    </w:p>
+    <w:p>
+      <w:r>
+        <w:t>Remember</w:t>
+      </w:r>
+    </w:p>
+    <w:p>
+      <w:r>
+        <w:t>Admin</w:t>
+      </w:r>
+    </w:p>
+    <w:p>
+      <w:r>
+        <w:t>Sales</w:t>
+      </w:r>
+    </w:p>
+    <w:p>
+      <w:r>
+        <w:t>These become 403s.</w:t>
+      </w:r>
+    </w:p>
+    <w:p>
+      <w:r>
+        <w:pict w14:anchorId="4A5B9FD8">
           <v:rect id="_x0000_i1029" style="width:0;height:1.5pt" o:hralign="center" o:hrstd="t" o:hr="t" fillcolor="#a0a0a0" stroked="f"/>
         </w:pict>
       </w:r>
@@ -666,73 +948,28 @@
         <w:pStyle w:val="Heading2"/>
       </w:pPr>
       <w:r>
-        <w:t>403</w:t>
-      </w:r>
-    </w:p>
-    <w:p>
-      <w:pPr>
-        <w:pStyle w:val="codesnippet3"/>
-      </w:pPr>
-      <w:r>
-        <w:rPr>
-          <w:rStyle w:val="codesnippet3Char"/>
-        </w:rPr>
-        <w:t>Forbidden</w:t>
-      </w:r>
-      <w:r>
-        <w:t>.</w:t>
-      </w:r>
-    </w:p>
-    <w:p>
-      <w:pPr>
-        <w:pStyle w:val="codesnippet3"/>
-      </w:pPr>
-    </w:p>
-    <w:p>
-      <w:pPr>
-        <w:pStyle w:val="codesnippet3"/>
-      </w:pPr>
-      <w:r>
-        <w:t>You are logged in,</w:t>
-      </w:r>
-    </w:p>
-    <w:p>
-      <w:pPr>
-        <w:pStyle w:val="codesnippet3"/>
-      </w:pPr>
-      <w:r>
-        <w:t>but don't have permission.</w:t>
-      </w:r>
-    </w:p>
-    <w:p>
-      <w:r>
-        <w:t>Very important for your project.</w:t>
-      </w:r>
-    </w:p>
-    <w:p>
-      <w:r>
-        <w:t>Remember</w:t>
-      </w:r>
-    </w:p>
-    <w:p>
-      <w:r>
-        <w:t>Admin</w:t>
-      </w:r>
-    </w:p>
-    <w:p>
-      <w:r>
-        <w:t>Sales</w:t>
-      </w:r>
-    </w:p>
-    <w:p>
-      <w:r>
-        <w:lastRenderedPageBreak/>
-        <w:t>These become 403s.</w:t>
-      </w:r>
-    </w:p>
-    <w:p>
-      <w:r>
-        <w:pict w14:anchorId="4A5B9FD8">
+        <w:t>404</w:t>
+      </w:r>
+    </w:p>
+    <w:p>
+      <w:pPr>
+        <w:pStyle w:val="codesnippet3"/>
+      </w:pPr>
+      <w:r>
+        <w:t>Not Found.</w:t>
+      </w:r>
+    </w:p>
+    <w:p>
+      <w:pPr>
+        <w:pStyle w:val="codesnippet3"/>
+      </w:pPr>
+      <w:r>
+        <w:t>Wrong URL.</w:t>
+      </w:r>
+    </w:p>
+    <w:p>
+      <w:r>
+        <w:pict w14:anchorId="381004D3">
           <v:rect id="_x0000_i1030" style="width:0;height:1.5pt" o:hralign="center" o:hrstd="t" o:hr="t" fillcolor="#a0a0a0" stroked="f"/>
         </w:pict>
       </w:r>
@@ -742,37 +979,6 @@
         <w:pStyle w:val="Heading2"/>
       </w:pPr>
       <w:r>
-        <w:t>404</w:t>
-      </w:r>
-    </w:p>
-    <w:p>
-      <w:pPr>
-        <w:pStyle w:val="codesnippet3"/>
-      </w:pPr>
-      <w:r>
-        <w:t>Not Found.</w:t>
-      </w:r>
-    </w:p>
-    <w:p>
-      <w:pPr>
-        <w:pStyle w:val="codesnippet3"/>
-      </w:pPr>
-      <w:r>
-        <w:t>Wrong URL.</w:t>
-      </w:r>
-    </w:p>
-    <w:p>
-      <w:r>
-        <w:pict w14:anchorId="381004D3">
-          <v:rect id="_x0000_i1031" style="width:0;height:1.5pt" o:hralign="center" o:hrstd="t" o:hr="t" fillcolor="#a0a0a0" stroked="f"/>
-        </w:pict>
-      </w:r>
-    </w:p>
-    <w:p>
-      <w:pPr>
-        <w:pStyle w:val="Heading2"/>
-      </w:pPr>
-      <w:r>
         <w:t>500</w:t>
       </w:r>
     </w:p>
@@ -815,6 +1021,7 @@
         <w:pStyle w:val="codesnippet3"/>
       </w:pPr>
       <w:r>
+        <w:lastRenderedPageBreak/>
         <w:t>GET /customers</w:t>
       </w:r>
     </w:p>
@@ -964,7 +1171,6 @@
         <w:pStyle w:val="codesnippet3"/>
       </w:pPr>
       <w:r>
-        <w:lastRenderedPageBreak/>
         <w:t>Name = John</w:t>
       </w:r>
     </w:p>
@@ -1102,6 +1308,7 @@
         <w:pStyle w:val="Heading1"/>
       </w:pPr>
       <w:r>
+        <w:lastRenderedPageBreak/>
         <w:t>DELETE</w:t>
       </w:r>
     </w:p>
@@ -1371,8 +1578,39 @@
     </w:p>
     <w:p>
       <w:r>
-        <w:lastRenderedPageBreak/>
         <w:pict w14:anchorId="197D9D21">
+          <v:rect id="_x0000_i1031" style="width:0;height:1.5pt" o:hralign="center" o:hrstd="t" o:hr="t" fillcolor="#a0a0a0" stroked="f"/>
+        </w:pict>
+      </w:r>
+    </w:p>
+    <w:p>
+      <w:pPr>
+        <w:rPr>
+          <w:b/>
+          <w:bCs/>
+        </w:rPr>
+      </w:pPr>
+      <w:r>
+        <w:rPr>
+          <w:b/>
+          <w:bCs/>
+        </w:rPr>
+        <w:t>Step 1</w:t>
+      </w:r>
+    </w:p>
+    <w:p>
+      <w:r>
+        <w:t>You press</w:t>
+      </w:r>
+    </w:p>
+    <w:p>
+      <w:r>
+        <w:t>Save</w:t>
+      </w:r>
+    </w:p>
+    <w:p>
+      <w:r>
+        <w:pict w14:anchorId="0301C3F9">
           <v:rect id="_x0000_i1032" style="width:0;height:1.5pt" o:hralign="center" o:hrstd="t" o:hr="t" fillcolor="#a0a0a0" stroked="f"/>
         </w:pict>
       </w:r>
@@ -1389,22 +1627,25 @@
           <w:b/>
           <w:bCs/>
         </w:rPr>
-        <w:t>Step 1</w:t>
-      </w:r>
-    </w:p>
-    <w:p>
-      <w:r>
-        <w:t>You press</w:t>
-      </w:r>
-    </w:p>
-    <w:p>
-      <w:r>
-        <w:t>Save</w:t>
-      </w:r>
-    </w:p>
-    <w:p>
-      <w:r>
-        <w:pict w14:anchorId="0301C3F9">
+        <w:t>Step 2</w:t>
+      </w:r>
+    </w:p>
+    <w:p>
+      <w:r>
+        <w:t>Blazor creates</w:t>
+      </w:r>
+    </w:p>
+    <w:p>
+      <w:pPr>
+        <w:pStyle w:val="codesnippet3"/>
+      </w:pPr>
+      <w:r>
+        <w:t>POST /orders</w:t>
+      </w:r>
+    </w:p>
+    <w:p>
+      <w:r>
+        <w:pict w14:anchorId="75C7D7C8">
           <v:rect id="_x0000_i1033" style="width:0;height:1.5pt" o:hralign="center" o:hrstd="t" o:hr="t" fillcolor="#a0a0a0" stroked="f"/>
         </w:pict>
       </w:r>
@@ -1421,25 +1662,58 @@
           <w:b/>
           <w:bCs/>
         </w:rPr>
-        <w:t>Step 2</w:t>
-      </w:r>
-    </w:p>
-    <w:p>
-      <w:r>
-        <w:t>Blazor creates</w:t>
-      </w:r>
-    </w:p>
-    <w:p>
-      <w:pPr>
-        <w:pStyle w:val="codesnippet3"/>
-      </w:pPr>
-      <w:r>
-        <w:t>POST /orders</w:t>
-      </w:r>
-    </w:p>
-    <w:p>
-      <w:r>
-        <w:pict w14:anchorId="75C7D7C8">
+        <w:t>Step 3</w:t>
+      </w:r>
+    </w:p>
+    <w:p>
+      <w:r>
+        <w:t>Inside the body</w:t>
+      </w:r>
+    </w:p>
+    <w:p>
+      <w:pPr>
+        <w:pStyle w:val="codesnippet3"/>
+      </w:pPr>
+      <w:r>
+        <w:lastRenderedPageBreak/>
+        <w:t>{</w:t>
+      </w:r>
+    </w:p>
+    <w:p>
+      <w:pPr>
+        <w:pStyle w:val="codesnippet3"/>
+      </w:pPr>
+      <w:r>
+        <w:t xml:space="preserve">    "customerId":5,</w:t>
+      </w:r>
+    </w:p>
+    <w:p>
+      <w:pPr>
+        <w:pStyle w:val="codesnippet3"/>
+      </w:pPr>
+      <w:r>
+        <w:t xml:space="preserve">    "productId":2,</w:t>
+      </w:r>
+    </w:p>
+    <w:p>
+      <w:pPr>
+        <w:pStyle w:val="codesnippet3"/>
+      </w:pPr>
+      <w:r>
+        <w:t xml:space="preserve">    "quantity":3</w:t>
+      </w:r>
+    </w:p>
+    <w:p>
+      <w:pPr>
+        <w:pStyle w:val="codesnippet3"/>
+      </w:pPr>
+      <w:r>
+        <w:t>}</w:t>
+      </w:r>
+    </w:p>
+    <w:p>
+      <w:r>
+        <w:pict w14:anchorId="0EAE19EF">
           <v:rect id="_x0000_i1034" style="width:0;height:1.5pt" o:hralign="center" o:hrstd="t" o:hr="t" fillcolor="#a0a0a0" stroked="f"/>
         </w:pict>
       </w:r>
@@ -1456,57 +1730,17 @@
           <w:b/>
           <w:bCs/>
         </w:rPr>
-        <w:t>Step 3</w:t>
-      </w:r>
-    </w:p>
-    <w:p>
-      <w:r>
-        <w:t>Inside the body</w:t>
-      </w:r>
-    </w:p>
-    <w:p>
-      <w:pPr>
-        <w:pStyle w:val="codesnippet3"/>
-      </w:pPr>
-      <w:r>
-        <w:t>{</w:t>
-      </w:r>
-    </w:p>
-    <w:p>
-      <w:pPr>
-        <w:pStyle w:val="codesnippet3"/>
-      </w:pPr>
-      <w:r>
-        <w:t xml:space="preserve">    "customerId":5,</w:t>
-      </w:r>
-    </w:p>
-    <w:p>
-      <w:pPr>
-        <w:pStyle w:val="codesnippet3"/>
-      </w:pPr>
-      <w:r>
-        <w:t xml:space="preserve">    "productId":2,</w:t>
-      </w:r>
-    </w:p>
-    <w:p>
-      <w:pPr>
-        <w:pStyle w:val="codesnippet3"/>
-      </w:pPr>
-      <w:r>
-        <w:t xml:space="preserve">    "quantity":3</w:t>
-      </w:r>
-    </w:p>
-    <w:p>
-      <w:pPr>
-        <w:pStyle w:val="codesnippet3"/>
-      </w:pPr>
-      <w:r>
-        <w:t>}</w:t>
-      </w:r>
-    </w:p>
-    <w:p>
-      <w:r>
-        <w:pict w14:anchorId="0EAE19EF">
+        <w:t>Step 4</w:t>
+      </w:r>
+    </w:p>
+    <w:p>
+      <w:r>
+        <w:t>The API receives it.</w:t>
+      </w:r>
+    </w:p>
+    <w:p>
+      <w:r>
+        <w:pict w14:anchorId="48259D32">
           <v:rect id="_x0000_i1035" style="width:0;height:1.5pt" o:hralign="center" o:hrstd="t" o:hr="t" fillcolor="#a0a0a0" stroked="f"/>
         </w:pict>
       </w:r>
@@ -1523,17 +1757,27 @@
           <w:b/>
           <w:bCs/>
         </w:rPr>
-        <w:t>Step 4</w:t>
-      </w:r>
-    </w:p>
-    <w:p>
-      <w:r>
-        <w:t>The API receives it.</w:t>
-      </w:r>
-    </w:p>
-    <w:p>
-      <w:r>
-        <w:pict w14:anchorId="48259D32">
+        <w:t>Step 5</w:t>
+      </w:r>
+    </w:p>
+    <w:p>
+      <w:r>
+        <w:t>The controller says</w:t>
+      </w:r>
+    </w:p>
+    <w:p>
+      <w:r>
+        <w:t>Repository,</w:t>
+      </w:r>
+    </w:p>
+    <w:p>
+      <w:r>
+        <w:t>please save this.</w:t>
+      </w:r>
+    </w:p>
+    <w:p>
+      <w:r>
+        <w:pict w14:anchorId="660C69EB">
           <v:rect id="_x0000_i1036" style="width:0;height:1.5pt" o:hralign="center" o:hrstd="t" o:hr="t" fillcolor="#a0a0a0" stroked="f"/>
         </w:pict>
       </w:r>
@@ -1550,27 +1794,25 @@
           <w:b/>
           <w:bCs/>
         </w:rPr>
-        <w:t>Step 5</w:t>
-      </w:r>
-    </w:p>
-    <w:p>
-      <w:r>
-        <w:t>The controller says</w:t>
-      </w:r>
-    </w:p>
-    <w:p>
-      <w:r>
-        <w:t>Repository,</w:t>
-      </w:r>
-    </w:p>
-    <w:p>
-      <w:r>
-        <w:t>please save this.</w:t>
-      </w:r>
-    </w:p>
-    <w:p>
-      <w:r>
-        <w:pict w14:anchorId="660C69EB">
+        <w:t>Step 6</w:t>
+      </w:r>
+    </w:p>
+    <w:p>
+      <w:r>
+        <w:t>Repository executes SQL.</w:t>
+      </w:r>
+    </w:p>
+    <w:p>
+      <w:pPr>
+        <w:pStyle w:val="codesnippet3"/>
+      </w:pPr>
+      <w:r>
+        <w:t>INSERT INTO Orders...</w:t>
+      </w:r>
+    </w:p>
+    <w:p>
+      <w:r>
+        <w:pict w14:anchorId="054845A6">
           <v:rect id="_x0000_i1037" style="width:0;height:1.5pt" o:hralign="center" o:hrstd="t" o:hr="t" fillcolor="#a0a0a0" stroked="f"/>
         </w:pict>
       </w:r>
@@ -1587,25 +1829,17 @@
           <w:b/>
           <w:bCs/>
         </w:rPr>
-        <w:t>Step 6</w:t>
-      </w:r>
-    </w:p>
-    <w:p>
-      <w:r>
-        <w:t>Repository executes SQL.</w:t>
-      </w:r>
-    </w:p>
-    <w:p>
-      <w:pPr>
-        <w:pStyle w:val="codesnippet3"/>
-      </w:pPr>
-      <w:r>
-        <w:t>INSERT INTO Orders...</w:t>
-      </w:r>
-    </w:p>
-    <w:p>
-      <w:r>
-        <w:pict w14:anchorId="054845A6">
+        <w:t>Step 7</w:t>
+      </w:r>
+    </w:p>
+    <w:p>
+      <w:r>
+        <w:t>Database saves.</w:t>
+      </w:r>
+    </w:p>
+    <w:p>
+      <w:r>
+        <w:pict w14:anchorId="40A4ACA6">
           <v:rect id="_x0000_i1038" style="width:0;height:1.5pt" o:hralign="center" o:hrstd="t" o:hr="t" fillcolor="#a0a0a0" stroked="f"/>
         </w:pict>
       </w:r>
@@ -1622,18 +1856,25 @@
           <w:b/>
           <w:bCs/>
         </w:rPr>
-        <w:t>Step 7</w:t>
-      </w:r>
-    </w:p>
-    <w:p>
-      <w:r>
-        <w:lastRenderedPageBreak/>
-        <w:t>Database saves.</w:t>
-      </w:r>
-    </w:p>
-    <w:p>
-      <w:r>
-        <w:pict w14:anchorId="40A4ACA6">
+        <w:t>Step 8</w:t>
+      </w:r>
+    </w:p>
+    <w:p>
+      <w:r>
+        <w:t>Repository returns</w:t>
+      </w:r>
+    </w:p>
+    <w:p>
+      <w:pPr>
+        <w:pStyle w:val="codesnippet3"/>
+      </w:pPr>
+      <w:r>
+        <w:t>Success</w:t>
+      </w:r>
+    </w:p>
+    <w:p>
+      <w:r>
+        <w:pict w14:anchorId="088030C1">
           <v:rect id="_x0000_i1039" style="width:0;height:1.5pt" o:hralign="center" o:hrstd="t" o:hr="t" fillcolor="#a0a0a0" stroked="f"/>
         </w:pict>
       </w:r>
@@ -1650,25 +1891,25 @@
           <w:b/>
           <w:bCs/>
         </w:rPr>
-        <w:t>Step 8</w:t>
-      </w:r>
-    </w:p>
-    <w:p>
-      <w:r>
-        <w:t>Repository returns</w:t>
-      </w:r>
-    </w:p>
-    <w:p>
-      <w:pPr>
-        <w:pStyle w:val="codesnippet3"/>
-      </w:pPr>
-      <w:r>
-        <w:t>Success</w:t>
-      </w:r>
-    </w:p>
-    <w:p>
-      <w:r>
-        <w:pict w14:anchorId="088030C1">
+        <w:t>Step 9</w:t>
+      </w:r>
+    </w:p>
+    <w:p>
+      <w:r>
+        <w:t>Controller returns</w:t>
+      </w:r>
+    </w:p>
+    <w:p>
+      <w:pPr>
+        <w:pStyle w:val="codesnippet3"/>
+      </w:pPr>
+      <w:r>
+        <w:t>201 Created</w:t>
+      </w:r>
+    </w:p>
+    <w:p>
+      <w:r>
+        <w:pict w14:anchorId="38DB046D">
           <v:rect id="_x0000_i1040" style="width:0;height:1.5pt" o:hralign="center" o:hrstd="t" o:hr="t" fillcolor="#a0a0a0" stroked="f"/>
         </w:pict>
       </w:r>
@@ -1685,46 +1926,12 @@
           <w:b/>
           <w:bCs/>
         </w:rPr>
-        <w:t>Step 9</w:t>
-      </w:r>
-    </w:p>
-    <w:p>
-      <w:r>
-        <w:t>Controller returns</w:t>
-      </w:r>
-    </w:p>
-    <w:p>
-      <w:pPr>
-        <w:pStyle w:val="codesnippet3"/>
-      </w:pPr>
-      <w:r>
-        <w:t>201 Created</w:t>
-      </w:r>
-    </w:p>
-    <w:p>
-      <w:r>
-        <w:pict w14:anchorId="38DB046D">
-          <v:rect id="_x0000_i1041" style="width:0;height:1.5pt" o:hralign="center" o:hrstd="t" o:hr="t" fillcolor="#a0a0a0" stroked="f"/>
-        </w:pict>
-      </w:r>
-    </w:p>
-    <w:p>
-      <w:pPr>
-        <w:rPr>
-          <w:b/>
-          <w:bCs/>
-        </w:rPr>
-      </w:pPr>
-      <w:r>
-        <w:rPr>
-          <w:b/>
-          <w:bCs/>
-        </w:rPr>
         <w:t>Step 10</w:t>
       </w:r>
     </w:p>
     <w:p>
       <w:r>
+        <w:lastRenderedPageBreak/>
         <w:t>Browser receives</w:t>
       </w:r>
     </w:p>
@@ -1760,9 +1967,11 @@
       <w:pPr>
         <w:pStyle w:val="codesnippet3"/>
       </w:pPr>
+      <w:proofErr w:type="spellStart"/>
       <w:r>
         <w:t>PasswordHash</w:t>
       </w:r>
+      <w:proofErr w:type="spellEnd"/>
     </w:p>
     <w:p>
       <w:pPr>
@@ -1786,9 +1995,11 @@
       <w:pPr>
         <w:pStyle w:val="codesnippet3"/>
       </w:pPr>
+      <w:proofErr w:type="spellStart"/>
       <w:r>
         <w:t>InternalNotes</w:t>
       </w:r>
+      <w:proofErr w:type="spellEnd"/>
     </w:p>
     <w:p>
       <w:r>
@@ -1796,17 +2007,24 @@
       </w:r>
     </w:p>
     <w:p>
-      <w:r>
-        <w:t>So the API creates</w:t>
-      </w:r>
-    </w:p>
-    <w:p>
-      <w:pPr>
-        <w:pStyle w:val="codesnippet3"/>
-      </w:pPr>
+      <w:proofErr w:type="gramStart"/>
+      <w:r>
+        <w:t>So</w:t>
+      </w:r>
+      <w:proofErr w:type="gramEnd"/>
+      <w:r>
+        <w:t xml:space="preserve"> the API creates</w:t>
+      </w:r>
+    </w:p>
+    <w:p>
+      <w:pPr>
+        <w:pStyle w:val="codesnippet3"/>
+      </w:pPr>
+      <w:proofErr w:type="spellStart"/>
       <w:r>
         <w:t>CustomerDto</w:t>
       </w:r>
+      <w:proofErr w:type="spellEnd"/>
     </w:p>
     <w:p>
       <w:pPr>
@@ -1888,7 +2106,7 @@
 </file>
 
 <file path=word/numbering.xml><?xml version="1.0" encoding="utf-8"?>
-<w:numbering xmlns:wpc="http://schemas.microsoft.com/office/word/2010/wordprocessingCanvas" xmlns:cx="http://schemas.microsoft.com/office/drawing/2014/chartex" xmlns:cx1="http://schemas.microsoft.com/office/drawing/2015/9/8/chartex" xmlns:cx2="http://schemas.microsoft.com/office/drawing/2015/10/21/chartex" xmlns:cx3="http://schemas.microsoft.com/office/drawing/2016/5/9/chartex" xmlns:cx4="http://schemas.microsoft.com/office/drawing/2016/5/10/chartex" xmlns:cx5="http://schemas.microsoft.com/office/drawing/2016/5/11/chartex" xmlns:cx6="http://schemas.microsoft.com/office/drawing/2016/5/12/chartex" xmlns:cx7="http://schemas.microsoft.com/office/drawing/2016/5/13/chartex" xmlns:cx8="http://schemas.microsoft.com/office/drawing/2016/5/14/chartex" xmlns:mc="http://schemas.openxmlformats.org/markup-compatibility/2006" xmlns:aink="http://schemas.microsoft.com/office/drawing/2016/ink" xmlns:am3d="http://schemas.microsoft.com/office/drawing/2017/model3d" xmlns:o="urn:schemas-microsoft-com:office:office" xmlns:oel="http://schemas.microsoft.com/office/2019/extlst" xmlns:r="http://schemas.openxmlformats.org/officeDocument/2006/relationships" xmlns:m="http://schemas.openxmlformats.org/officeDocument/2006/math" xmlns:v="urn:schemas-microsoft-com:vml" xmlns:wp14="http://schemas.microsoft.com/office/word/2010/wordprocessingDrawing" xmlns:wp="http://schemas.openxmlformats.org/drawingml/2006/wordprocessingDrawing" xmlns:w10="urn:schemas-microsoft-com:office:word" xmlns:w="http://schemas.openxmlformats.org/wordprocessingml/2006/main" xmlns:w14="http://schemas.microsoft.com/office/word/2010/wordml" xmlns:w15="http://schemas.microsoft.com/office/word/2012/wordml" xmlns:w16cex="http://schemas.microsoft.com/office/word/2018/wordml/cex" xmlns:w16cid="http://schemas.microsoft.com/office/word/2016/wordml/cid" xmlns:w16="http://schemas.microsoft.com/office/word/2018/wordml" xmlns:w16du="http://schemas.microsoft.com/office/word/2023/wordml/word16du" xmlns:w16sdtdh="http://schemas.microsoft.com/office/word/2020/wordml/sdtdatahash" xmlns:w16sdtfl="http://schemas.microsoft.com/office/word/2024/wordml/sdtformatlock" xmlns:w16se="http://schemas.microsoft.com/office/word/2015/wordml/symex" xmlns:wpg="http://schemas.microsoft.com/office/word/2010/wordprocessingGroup" xmlns:wpi="http://schemas.microsoft.com/office/word/2010/wordprocessingInk" xmlns:wne="http://schemas.microsoft.com/office/word/2006/wordml" xmlns:wps="http://schemas.microsoft.com/office/word/2010/wordprocessingShape" mc:Ignorable="w14 w15 w16se w16cid w16 w16cex w16sdtdh w16sdtfl w16du wp14">
+<w:numbering xmlns:wpc="http://schemas.microsoft.com/office/word/2010/wordprocessingCanvas" xmlns:cx="http://schemas.microsoft.com/office/drawing/2014/chartex" xmlns:cx1="http://schemas.microsoft.com/office/drawing/2015/9/8/chartex" xmlns:cx2="http://schemas.microsoft.com/office/drawing/2015/10/21/chartex" xmlns:cx3="http://schemas.microsoft.com/office/drawing/2016/5/9/chartex" xmlns:cx4="http://schemas.microsoft.com/office/drawing/2016/5/10/chartex" xmlns:cx5="http://schemas.microsoft.com/office/drawing/2016/5/11/chartex" xmlns:cx6="http://schemas.microsoft.com/office/drawing/2016/5/12/chartex" xmlns:cx7="http://schemas.microsoft.com/office/drawing/2016/5/13/chartex" xmlns:cx8="http://schemas.microsoft.com/office/drawing/2016/5/14/chartex" xmlns:mc="http://schemas.openxmlformats.org/markup-compatibility/2006" xmlns:aink="http://schemas.microsoft.com/office/drawing/2016/ink" xmlns:am3d="http://schemas.microsoft.com/office/drawing/2017/model3d" xmlns:o="urn:schemas-microsoft-com:office:office" xmlns:oel="http://schemas.microsoft.com/office/2019/extlst" xmlns:r="http://schemas.openxmlformats.org/officeDocument/2006/relationships" xmlns:m="http://schemas.openxmlformats.org/officeDocument/2006/math" xmlns:v="urn:schemas-microsoft-com:vml" xmlns:wp14="http://schemas.microsoft.com/office/word/2010/wordprocessingDrawing" xmlns:wp="http://schemas.openxmlformats.org/drawingml/2006/wordprocessingDrawing" xmlns:w10="urn:schemas-microsoft-com:office:word" xmlns:w="http://schemas.openxmlformats.org/wordprocessingml/2006/main" xmlns:w14="http://schemas.microsoft.com/office/word/2010/wordml" xmlns:w15="http://schemas.microsoft.com/office/word/2012/wordml" xmlns:w16cei="http://schemas.microsoft.com/office/word/2026/wordml/cei" xmlns:w16cex="http://schemas.microsoft.com/office/word/2018/wordml/cex" xmlns:w16cid="http://schemas.microsoft.com/office/word/2016/wordml/cid" xmlns:w16="http://schemas.microsoft.com/office/word/2018/wordml" xmlns:w16du="http://schemas.microsoft.com/office/word/2023/wordml/word16du" xmlns:w16sdtdh="http://schemas.microsoft.com/office/word/2020/wordml/sdtdatahash" xmlns:w16sdtfl="http://schemas.microsoft.com/office/word/2024/wordml/sdtformatlock" xmlns:w16se="http://schemas.microsoft.com/office/word/2015/wordml/symex" xmlns:wpg="http://schemas.microsoft.com/office/word/2010/wordprocessingGroup" xmlns:wpi="http://schemas.microsoft.com/office/word/2010/wordprocessingInk" xmlns:wne="http://schemas.microsoft.com/office/word/2006/wordml" xmlns:wps="http://schemas.microsoft.com/office/word/2010/wordprocessingShape" mc:Ignorable="w14 w15 w16se w16cid w16 w16cex w16sdtdh w16sdtfl w16du wp14">
   <w:abstractNum w:abstractNumId="0" w15:restartNumberingAfterBreak="0">
     <w:nsid w:val="067441BC"/>
     <w:multiLevelType w:val="multilevel"/>
@@ -2499,7 +2717,6 @@
     <w:next w:val="Normal"/>
     <w:link w:val="Heading3Char"/>
     <w:uiPriority w:val="9"/>
-    <w:semiHidden/>
     <w:unhideWhenUsed/>
     <w:qFormat/>
     <w:rsid w:val="00C73B91"/>
@@ -2650,7 +2867,6 @@
   <w:style w:type="character" w:default="1" w:styleId="DefaultParagraphFont">
     <w:name w:val="Default Paragraph Font"/>
     <w:uiPriority w:val="1"/>
-    <w:semiHidden/>
     <w:unhideWhenUsed/>
   </w:style>
   <w:style w:type="table" w:default="1" w:styleId="TableNormal">
@@ -2768,7 +2984,6 @@
     <w:basedOn w:val="DefaultParagraphFont"/>
     <w:link w:val="Heading3"/>
     <w:uiPriority w:val="9"/>
-    <w:semiHidden/>
     <w:rsid w:val="00C73B91"/>
     <w:rPr>
       <w:rFonts w:asciiTheme="majorBidi" w:eastAsiaTheme="majorEastAsia" w:hAnsiTheme="majorBidi"/>
